--- a/rozbory_andy/Autoři/Čapek, Karel/Bílá nemoc.docx
+++ b/rozbory_andy/Autoři/Čapek, Karel/Bílá nemoc.docx
@@ -40,7 +40,10 @@
         <w:t>, žil</w:t>
       </w:r>
       <w:r>
-        <w:t xml:space="preserve"> v 1. polovině 20. století</w:t>
+        <w:t xml:space="preserve"> </w:t>
+      </w:r>
+      <w:r>
+        <w:t>na přelomu 19. a 20. století</w:t>
       </w:r>
     </w:p>
     <w:p>
@@ -54,11 +57,95 @@
       <w:r>
         <w:t xml:space="preserve"> </w:t>
       </w:r>
-      <w:r>
-        <w:t>Demokratický proud (</w:t>
-      </w:r>
-      <w:r>
-        <w:t>Autoři tohoto směru věřili v hodnoty svobody, demokracie a tolerance.</w:t>
+    </w:p>
+    <w:p>
+      <w:pPr>
+        <w:pStyle w:val="Odstavecseseznamem"/>
+        <w:numPr>
+          <w:ilvl w:val="0"/>
+          <w:numId w:val="2"/>
+        </w:numPr>
+      </w:pPr>
+      <w:r>
+        <w:rPr>
+          <w:b/>
+          <w:bCs/>
+        </w:rPr>
+        <w:t>Demokratický proud</w:t>
+      </w:r>
+      <w:r>
+        <w:t xml:space="preserve"> (</w:t>
+      </w:r>
+      <w:r>
+        <w:t>Je to literatura prosazující hodnoty svobody, lidskosti a tolerance, která věří v obyčejného člověka a demokratické principy.</w:t>
+      </w:r>
+      <w:r>
+        <w:t xml:space="preserve"> [</w:t>
+      </w:r>
+      <w:r>
+        <w:t xml:space="preserve">Hledej postavu </w:t>
+      </w:r>
+      <w:r>
+        <w:rPr>
+          <w:b/>
+          <w:bCs/>
+        </w:rPr>
+        <w:t>doktora Galéna</w:t>
+      </w:r>
+      <w:r>
+        <w:t>. Ten zastupuje demokratické ideály – odmítá léčit mocné a bohaté, dokud neuzavřou mír. Text zdůrazňuje, že život každého jednotlivce má stejnou hodnotu a že násilí nic neřeší.</w:t>
+      </w:r>
+      <w:r>
+        <w:t>])</w:t>
+      </w:r>
+      <w:r>
+        <w:t xml:space="preserve"> </w:t>
+      </w:r>
+    </w:p>
+    <w:p>
+      <w:pPr>
+        <w:pStyle w:val="Odstavecseseznamem"/>
+        <w:numPr>
+          <w:ilvl w:val="0"/>
+          <w:numId w:val="2"/>
+        </w:numPr>
+        <w:rPr>
+          <w:b/>
+          <w:bCs/>
+        </w:rPr>
+      </w:pPr>
+      <w:r>
+        <w:rPr>
+          <w:b/>
+          <w:bCs/>
+        </w:rPr>
+        <w:t>P</w:t>
+      </w:r>
+      <w:r>
+        <w:rPr>
+          <w:b/>
+          <w:bCs/>
+        </w:rPr>
+        <w:t>atřil do pátečníku</w:t>
+      </w:r>
+      <w:r>
+        <w:rPr>
+          <w:b/>
+          <w:bCs/>
+        </w:rPr>
+        <w:t xml:space="preserve"> </w:t>
+      </w:r>
+      <w:r>
+        <w:t>(</w:t>
+      </w:r>
+      <w:r>
+        <w:t>Intelektuální skupina, která se scházela v Čapkově vile</w:t>
+      </w:r>
+      <w:r>
+        <w:t xml:space="preserve"> vždy v pátek</w:t>
+      </w:r>
+      <w:r>
+        <w:t>, aby podporovala myšlenky T. G. Masaryka a budovala morální základy první republiky.</w:t>
       </w:r>
       <w:r>
         <w:t>)</w:t>
@@ -188,23 +275,7 @@
         <w:t xml:space="preserve"> </w:t>
       </w:r>
       <w:r>
-        <w:t xml:space="preserve">Doktor </w:t>
-      </w:r>
-      <w:proofErr w:type="spellStart"/>
-      <w:r>
-        <w:t>Galén</w:t>
-      </w:r>
-      <w:proofErr w:type="spellEnd"/>
-      <w:r>
-        <w:t xml:space="preserve"> objeví lék na smrtelnou bílou nemoc, ale odmítá léčit mocné a bohaté, dokud neuzavřou světový mír. Ve chvíli, kdy se mu podaří přesvědčit diktátora Maršála, je </w:t>
-      </w:r>
-      <w:proofErr w:type="spellStart"/>
-      <w:r>
-        <w:t>Galén</w:t>
-      </w:r>
-      <w:proofErr w:type="spellEnd"/>
-      <w:r>
-        <w:t xml:space="preserve"> ušlapán zfanatizovaným davem a lék je nenávratně zničen.</w:t>
+        <w:t>Doktor Galén objeví lék na smrtelnou bílou nemoc, ale odmítá léčit mocné a bohaté, dokud neuzavřou světový mír. Ve chvíli, kdy se mu podaří přesvědčit diktátora Maršála, je Galén ušlapán zfanatizovaným davem a lék je nenávratně zničen.</w:t>
       </w:r>
     </w:p>
     <w:p>
@@ -265,34 +336,10 @@
           <w:b/>
           <w:bCs/>
         </w:rPr>
-        <w:t xml:space="preserve">Dr. </w:t>
-      </w:r>
-      <w:proofErr w:type="spellStart"/>
-      <w:r>
-        <w:rPr>
-          <w:b/>
-          <w:bCs/>
-        </w:rPr>
-        <w:t>Galén</w:t>
-      </w:r>
-      <w:proofErr w:type="spellEnd"/>
-      <w:r>
-        <w:t xml:space="preserve"> - </w:t>
-      </w:r>
-      <w:r>
-        <w:t>představitel individuálního odporu, který požadoval zastavení války, lékař a laskavý</w:t>
-      </w:r>
-      <w:r>
-        <w:t xml:space="preserve"> </w:t>
-      </w:r>
-      <w:r>
-        <w:t>humanista, charakterově pevný a velmi zásadový, neústupný ve svém protiválečném</w:t>
-      </w:r>
-      <w:r>
-        <w:t xml:space="preserve"> </w:t>
-      </w:r>
-      <w:r>
-        <w:t>postoji, rozhodný a velmi důsledný obránce míru. Měl přezdívku „doktor Dědina"</w:t>
+        <w:t>Dr. Galén</w:t>
+      </w:r>
+      <w:r>
+        <w:t xml:space="preserve"> - představitel individuálního odporu, který požadoval zastavení války, lékař a laskavý humanista, charakterově pevný a velmi zásadový, neústupný ve svém protiválečném postoji, rozhodný a velmi důsledný obránce míru. Měl přezdívku „doktor Dědina"</w:t>
       </w:r>
     </w:p>
     <w:p>
@@ -312,17 +359,8 @@
           <w:b/>
           <w:bCs/>
         </w:rPr>
-        <w:t xml:space="preserve">Zbrojař </w:t>
-      </w:r>
-      <w:proofErr w:type="spellStart"/>
-      <w:r>
-        <w:rPr>
-          <w:b/>
-          <w:bCs/>
-        </w:rPr>
-        <w:t>Krug</w:t>
-      </w:r>
-      <w:proofErr w:type="spellEnd"/>
+        <w:t>Zbrojař Krug</w:t>
+      </w:r>
       <w:r>
         <w:rPr>
           <w:b/>
@@ -341,10 +379,7 @@
         <w:t xml:space="preserve"> </w:t>
       </w:r>
       <w:r>
-        <w:t>p</w:t>
-      </w:r>
-      <w:r>
-        <w:t>enězích. Hledí si především svých vlastních zájmů. Patří mezi hrstku Maršálových přátel</w:t>
+        <w:t>penězích. Hledí si především svých vlastních zájmů. Patří mezi hrstku Maršálových přátel</w:t>
       </w:r>
       <w:r>
         <w:rPr>
@@ -424,17 +459,8 @@
           <w:b/>
           <w:bCs/>
         </w:rPr>
-        <w:t xml:space="preserve">Dvorní rada prof. dr. </w:t>
-      </w:r>
-      <w:proofErr w:type="spellStart"/>
-      <w:r>
-        <w:rPr>
-          <w:b/>
-          <w:bCs/>
-        </w:rPr>
-        <w:t>Sigelius</w:t>
-      </w:r>
-      <w:proofErr w:type="spellEnd"/>
+        <w:t>Dvorní rada prof. dr. Sigelius</w:t>
+      </w:r>
       <w:r>
         <w:rPr>
           <w:b/>
@@ -443,13 +469,8 @@
         <w:t xml:space="preserve"> - </w:t>
       </w:r>
       <w:r>
-        <w:t xml:space="preserve">Ředitel kliniky, který by velmi rád získal ocenění jako lékař. Nejraději by si </w:t>
-      </w:r>
-      <w:proofErr w:type="spellStart"/>
-      <w:r>
-        <w:t>Galénům</w:t>
-      </w:r>
-      <w:proofErr w:type="spellEnd"/>
+        <w:t>Ředitel kliniky, který by velmi rád získal ocenění jako lékař. Nejraději by si Galénům</w:t>
+      </w:r>
       <w:r>
         <w:rPr>
           <w:b/>
@@ -488,23 +509,7 @@
         <w:t xml:space="preserve"> - </w:t>
       </w:r>
       <w:r>
-        <w:t xml:space="preserve">Úředník ve firmě barona </w:t>
-      </w:r>
-      <w:proofErr w:type="spellStart"/>
-      <w:r>
-        <w:t>Krüga</w:t>
-      </w:r>
-      <w:proofErr w:type="spellEnd"/>
-      <w:r>
-        <w:t xml:space="preserve">, který je </w:t>
-      </w:r>
-      <w:proofErr w:type="spellStart"/>
-      <w:r>
-        <w:t>powšen</w:t>
-      </w:r>
-      <w:proofErr w:type="spellEnd"/>
-      <w:r>
-        <w:t xml:space="preserve"> poté, co jeho nadřízený zahyne na</w:t>
+        <w:t>Úředník ve firmě barona Krüga, který je powšen poté, co jeho nadřízený zahyne na</w:t>
       </w:r>
       <w:r>
         <w:rPr>
@@ -534,6 +539,7 @@
           <w:b/>
           <w:bCs/>
         </w:rPr>
+        <w:lastRenderedPageBreak/>
         <w:t>Matka</w:t>
       </w:r>
       <w:r>
@@ -554,29 +560,7 @@
         <w:t xml:space="preserve"> </w:t>
       </w:r>
       <w:r>
-        <w:t xml:space="preserve">nemá nárok na pomoc od doktora </w:t>
-      </w:r>
-      <w:proofErr w:type="spellStart"/>
-      <w:r>
-        <w:t>Galéna</w:t>
-      </w:r>
-      <w:proofErr w:type="spellEnd"/>
-      <w:r>
-        <w:t xml:space="preserve"> - jediná osoba, která </w:t>
-      </w:r>
-      <w:proofErr w:type="gramStart"/>
-      <w:r>
-        <w:t>ví</w:t>
-      </w:r>
-      <w:proofErr w:type="gramEnd"/>
-      <w:r>
-        <w:t xml:space="preserve"> jak </w:t>
-      </w:r>
-      <w:r>
-        <w:t>vy</w:t>
-      </w:r>
-      <w:r>
-        <w:t>léčit Bílou nemoc.</w:t>
+        <w:t>nemá nárok na pomoc od doktora Galéna - jediná osoba, která ví jak vyléčit Bílou nemoc.</w:t>
       </w:r>
     </w:p>
     <w:p>
@@ -599,30 +583,11 @@
       </w:r>
     </w:p>
     <w:p>
-      <w:pPr>
-        <w:pStyle w:val="Odstavecseseznamem"/>
-        <w:ind w:left="0"/>
-      </w:pPr>
-    </w:p>
-    <w:p>
-      <w:pPr>
-        <w:pStyle w:val="Odstavecseseznamem"/>
-        <w:ind w:left="0"/>
-      </w:pPr>
-    </w:p>
-    <w:p>
-      <w:pPr>
-        <w:pStyle w:val="Odstavecseseznamem"/>
-        <w:ind w:left="0"/>
-      </w:pPr>
-    </w:p>
-    <w:p>
-      <w:r>
-        <w:rPr>
-          <w:b/>
-          <w:bCs/>
-        </w:rPr>
-        <w:lastRenderedPageBreak/>
+      <w:r>
+        <w:rPr>
+          <w:b/>
+          <w:bCs/>
+        </w:rPr>
         <w:t>Děj</w:t>
       </w:r>
       <w:r>
@@ -636,158 +601,22 @@
     </w:p>
     <w:p>
       <w:r>
-        <w:t xml:space="preserve">Vše se mění s nástupem doktora </w:t>
-      </w:r>
-      <w:proofErr w:type="spellStart"/>
-      <w:r>
-        <w:t>Galéna</w:t>
-      </w:r>
-      <w:proofErr w:type="spellEnd"/>
-      <w:r>
-        <w:t xml:space="preserve"> na scénu. Tento inteligent a úspěšný lékař vynalezne lék na již zmíněnou smrtelnou nemoc, která se velmi rychle šíří na našem území a ohrožuje více a více lidí. Doktor </w:t>
-      </w:r>
-      <w:proofErr w:type="spellStart"/>
-      <w:r>
-        <w:t>Galén</w:t>
-      </w:r>
-      <w:proofErr w:type="spellEnd"/>
-      <w:r>
-        <w:t xml:space="preserve"> se nechá zaměstnat na klinice prof. </w:t>
-      </w:r>
-      <w:proofErr w:type="spellStart"/>
-      <w:r>
-        <w:t>Sigelia</w:t>
-      </w:r>
-      <w:proofErr w:type="spellEnd"/>
-      <w:r>
-        <w:t>, kde se léčbou nemoci zabývají, ale doposud neúspěšně. Má velké úspěchy a o kliniku se začne zajímat tisk.</w:t>
-      </w:r>
-    </w:p>
-    <w:p>
-      <w:r>
-        <w:t xml:space="preserve">Doktor </w:t>
-      </w:r>
-      <w:proofErr w:type="spellStart"/>
-      <w:r>
-        <w:t>Galén</w:t>
-      </w:r>
-      <w:proofErr w:type="spellEnd"/>
-      <w:r>
-        <w:t xml:space="preserve">, ale odmítá vydat lék veřejnosti, dokud na světě nezavládne mír. Neprozradí dokonce ani jeho složení samotnému profesoru </w:t>
-      </w:r>
-      <w:proofErr w:type="spellStart"/>
-      <w:r>
-        <w:t>Sigeliovi</w:t>
-      </w:r>
-      <w:proofErr w:type="spellEnd"/>
-      <w:r>
-        <w:t xml:space="preserve">. </w:t>
-      </w:r>
-      <w:proofErr w:type="spellStart"/>
-      <w:r>
-        <w:t>Galén</w:t>
-      </w:r>
-      <w:proofErr w:type="spellEnd"/>
-      <w:r>
-        <w:t xml:space="preserve"> je silně ovlivněn osobními zkušenostmi z války, kde působil jako válečný lékař a viděl, jak válka neúprosně devastuje lidské životy. Proto se snaží tímto způsobem dalším válkám zabránit. </w:t>
-      </w:r>
-      <w:proofErr w:type="spellStart"/>
-      <w:r>
-        <w:t>Galén</w:t>
-      </w:r>
-      <w:proofErr w:type="spellEnd"/>
-      <w:r>
-        <w:t xml:space="preserve"> proto odmítá léčit vlivné lidi podporující </w:t>
-      </w:r>
-      <w:proofErr w:type="gramStart"/>
-      <w:r>
-        <w:t>válku</w:t>
-      </w:r>
-      <w:proofErr w:type="gramEnd"/>
-      <w:r>
-        <w:t xml:space="preserve"> a proto je následně z kliniky vyhozen. Vrací se ke svým chudým pacientům a těm pomáhá s léčbou odporné nemoci.</w:t>
-      </w:r>
-    </w:p>
-    <w:p>
-      <w:r>
-        <w:t xml:space="preserve">Jednoho dne se však nemocí nakazí i hlavní zbrojař baron </w:t>
-      </w:r>
-      <w:proofErr w:type="spellStart"/>
-      <w:r>
-        <w:t>Krug</w:t>
-      </w:r>
-      <w:proofErr w:type="spellEnd"/>
-      <w:r>
-        <w:t xml:space="preserve"> a přijde v přestrojení žebráka žádat o lék. </w:t>
-      </w:r>
-      <w:proofErr w:type="spellStart"/>
-      <w:r>
-        <w:t>Galén</w:t>
-      </w:r>
-      <w:proofErr w:type="spellEnd"/>
-      <w:r>
-        <w:t xml:space="preserve"> ho však pozná a vysvětlí mu svůj pohled na celou situaci. </w:t>
-      </w:r>
-      <w:proofErr w:type="spellStart"/>
-      <w:r>
-        <w:t>Galén</w:t>
-      </w:r>
-      <w:proofErr w:type="spellEnd"/>
-      <w:r>
-        <w:t xml:space="preserve"> </w:t>
-      </w:r>
-      <w:proofErr w:type="spellStart"/>
-      <w:r>
-        <w:t>Krugovi</w:t>
-      </w:r>
-      <w:proofErr w:type="spellEnd"/>
-      <w:r>
-        <w:t xml:space="preserve"> nabídne záchranu, výměnou za uzavření továrny na zbraně, kterou </w:t>
-      </w:r>
-      <w:proofErr w:type="spellStart"/>
-      <w:r>
-        <w:t>Krug</w:t>
-      </w:r>
-      <w:proofErr w:type="spellEnd"/>
-      <w:r>
-        <w:t xml:space="preserve"> vlastní. Generál však </w:t>
-      </w:r>
-      <w:proofErr w:type="spellStart"/>
-      <w:r>
-        <w:t>Krugovi</w:t>
-      </w:r>
-      <w:proofErr w:type="spellEnd"/>
-      <w:r>
-        <w:t xml:space="preserve"> zakáže uzavření továrny. Zoufalý </w:t>
-      </w:r>
-      <w:proofErr w:type="spellStart"/>
-      <w:r>
-        <w:t>Krüg</w:t>
-      </w:r>
-      <w:proofErr w:type="spellEnd"/>
-      <w:r>
-        <w:t xml:space="preserve"> se následně zastřelí, aby ukončil své trápení.</w:t>
-      </w:r>
-    </w:p>
-    <w:p>
-      <w:r>
-        <w:t xml:space="preserve">Následně však maršál časem zjistí, že se sám stal obětí a nemocí nakazil. Přesto hodlá ve válce, která ale neprobíhá úplně podle plánu, pokračovat. Zde se projevuje jeho zaslepená posedlost válkou a mocí. Nakonec ho jeho dcera s přítelem přesvědčí, že válka bude bez něho ztracena. Maršál tedy na </w:t>
-      </w:r>
-      <w:proofErr w:type="spellStart"/>
-      <w:r>
-        <w:t>Galénovi</w:t>
-      </w:r>
-      <w:proofErr w:type="spellEnd"/>
-      <w:r>
-        <w:t xml:space="preserve"> podmínky přistupuje a rozhodne se vést boj za věčný mír. Avšak před jeho domem je velký dav rozjařených nadšenců a příznivců války, kteří skandují na maršálovu počest. Když se </w:t>
-      </w:r>
-      <w:proofErr w:type="spellStart"/>
-      <w:r>
-        <w:t>Galén</w:t>
-      </w:r>
-      <w:proofErr w:type="spellEnd"/>
-      <w:r>
-        <w:t xml:space="preserve"> snaží tímto davem probojovat, aby se dostal k maršálovi do domu a mohl začít léčbu, je davem na následek svého protiválečného postoje i s lékem udupán. Burácející příznivci války si v tuto chvíli ani neuvědomují, co způsobily. Svět je tedy zbaven jednoho inteligentního lékaře, který vynalezl lék na smrtící nemoc a stejně tak přichází i o jedinečnou možnost světového míru.</w:t>
+        <w:t>Vše se mění s nástupem doktora Galéna na scénu. Tento inteligent a úspěšný lékař vynalezne lék na již zmíněnou smrtelnou nemoc, která se velmi rychle šíří na našem území a ohrožuje více a více lidí. Doktor Galén se nechá zaměstnat na klinice prof. Sigelia, kde se léčbou nemoci zabývají, ale doposud neúspěšně. Má velké úspěchy a o kliniku se začne zajímat tisk.</w:t>
+      </w:r>
+    </w:p>
+    <w:p>
+      <w:r>
+        <w:t>Doktor Galén, ale odmítá vydat lék veřejnosti, dokud na světě nezavládne mír. Neprozradí dokonce ani jeho složení samotnému profesoru Sigeliovi. Galén je silně ovlivněn osobními zkušenostmi z války, kde působil jako válečný lékař a viděl, jak válka neúprosně devastuje lidské životy. Proto se snaží tímto způsobem dalším válkám zabránit. Galén proto odmítá léčit vlivné lidi podporující válku a proto je následně z kliniky vyhozen. Vrací se ke svým chudým pacientům a těm pomáhá s léčbou odporné nemoci.</w:t>
+      </w:r>
+    </w:p>
+    <w:p>
+      <w:r>
+        <w:t>Jednoho dne se však nemocí nakazí i hlavní zbrojař baron Krug a přijde v přestrojení žebráka žádat o lék. Galén ho však pozná a vysvětlí mu svůj pohled na celou situaci. Galén Krugovi nabídne záchranu, výměnou za uzavření továrny na zbraně, kterou Krug vlastní. Generál však Krugovi zakáže uzavření továrny. Zoufalý Krüg se následně zastřelí, aby ukončil své trápení.</w:t>
+      </w:r>
+    </w:p>
+    <w:p>
+      <w:r>
+        <w:t>Následně však maršál časem zjistí, že se sám stal obětí a nemocí nakazil. Přesto hodlá ve válce, která ale neprobíhá úplně podle plánu, pokračovat. Zde se projevuje jeho zaslepená posedlost válkou a mocí. Nakonec ho jeho dcera s přítelem přesvědčí, že válka bude bez něho ztracena. Maršál tedy na Galénovi podmínky přistupuje a rozhodne se vést boj za věčný mír. Avšak před jeho domem je velký dav rozjařených nadšenců a příznivců války, kteří skandují na maršálovu počest. Když se Galén snaží tímto davem probojovat, aby se dostal k maršálovi do domu a mohl začít léčbu, je davem na následek svého protiválečného postoje i s lékem udupán. Burácející příznivci války si v tuto chvíli ani neuvědomují, co způsobily. Svět je tedy zbaven jednoho inteligentního lékaře, který vynalezl lék na smrtící nemoc a stejně tak přichází i o jedinečnou možnost světového míru.</w:t>
       </w:r>
     </w:p>
     <w:sectPr>
@@ -914,8 +743,123 @@
       </w:rPr>
     </w:lvl>
   </w:abstractNum>
+  <w:abstractNum w:abstractNumId="1" w15:restartNumberingAfterBreak="0">
+    <w:nsid w:val="36FE6883"/>
+    <w:multiLevelType w:val="hybridMultilevel"/>
+    <w:tmpl w:val="99200B82"/>
+    <w:lvl w:ilvl="0" w:tplc="22269520">
+      <w:numFmt w:val="bullet"/>
+      <w:lvlText w:val="-"/>
+      <w:lvlJc w:val="left"/>
+      <w:pPr>
+        <w:ind w:left="720" w:hanging="360"/>
+      </w:pPr>
+      <w:rPr>
+        <w:rFonts w:ascii="Aptos" w:eastAsiaTheme="minorHAnsi" w:hAnsi="Aptos" w:cstheme="minorBidi" w:hint="default"/>
+      </w:rPr>
+    </w:lvl>
+    <w:lvl w:ilvl="1" w:tplc="04050003" w:tentative="1">
+      <w:start w:val="1"/>
+      <w:numFmt w:val="bullet"/>
+      <w:lvlText w:val="o"/>
+      <w:lvlJc w:val="left"/>
+      <w:pPr>
+        <w:ind w:left="1440" w:hanging="360"/>
+      </w:pPr>
+      <w:rPr>
+        <w:rFonts w:ascii="Courier New" w:hAnsi="Courier New" w:cs="Courier New" w:hint="default"/>
+      </w:rPr>
+    </w:lvl>
+    <w:lvl w:ilvl="2" w:tplc="04050005" w:tentative="1">
+      <w:start w:val="1"/>
+      <w:numFmt w:val="bullet"/>
+      <w:lvlText w:val=""/>
+      <w:lvlJc w:val="left"/>
+      <w:pPr>
+        <w:ind w:left="2160" w:hanging="360"/>
+      </w:pPr>
+      <w:rPr>
+        <w:rFonts w:ascii="Wingdings" w:hAnsi="Wingdings" w:hint="default"/>
+      </w:rPr>
+    </w:lvl>
+    <w:lvl w:ilvl="3" w:tplc="04050001" w:tentative="1">
+      <w:start w:val="1"/>
+      <w:numFmt w:val="bullet"/>
+      <w:lvlText w:val=""/>
+      <w:lvlJc w:val="left"/>
+      <w:pPr>
+        <w:ind w:left="2880" w:hanging="360"/>
+      </w:pPr>
+      <w:rPr>
+        <w:rFonts w:ascii="Symbol" w:hAnsi="Symbol" w:hint="default"/>
+      </w:rPr>
+    </w:lvl>
+    <w:lvl w:ilvl="4" w:tplc="04050003" w:tentative="1">
+      <w:start w:val="1"/>
+      <w:numFmt w:val="bullet"/>
+      <w:lvlText w:val="o"/>
+      <w:lvlJc w:val="left"/>
+      <w:pPr>
+        <w:ind w:left="3600" w:hanging="360"/>
+      </w:pPr>
+      <w:rPr>
+        <w:rFonts w:ascii="Courier New" w:hAnsi="Courier New" w:cs="Courier New" w:hint="default"/>
+      </w:rPr>
+    </w:lvl>
+    <w:lvl w:ilvl="5" w:tplc="04050005" w:tentative="1">
+      <w:start w:val="1"/>
+      <w:numFmt w:val="bullet"/>
+      <w:lvlText w:val=""/>
+      <w:lvlJc w:val="left"/>
+      <w:pPr>
+        <w:ind w:left="4320" w:hanging="360"/>
+      </w:pPr>
+      <w:rPr>
+        <w:rFonts w:ascii="Wingdings" w:hAnsi="Wingdings" w:hint="default"/>
+      </w:rPr>
+    </w:lvl>
+    <w:lvl w:ilvl="6" w:tplc="04050001" w:tentative="1">
+      <w:start w:val="1"/>
+      <w:numFmt w:val="bullet"/>
+      <w:lvlText w:val=""/>
+      <w:lvlJc w:val="left"/>
+      <w:pPr>
+        <w:ind w:left="5040" w:hanging="360"/>
+      </w:pPr>
+      <w:rPr>
+        <w:rFonts w:ascii="Symbol" w:hAnsi="Symbol" w:hint="default"/>
+      </w:rPr>
+    </w:lvl>
+    <w:lvl w:ilvl="7" w:tplc="04050003" w:tentative="1">
+      <w:start w:val="1"/>
+      <w:numFmt w:val="bullet"/>
+      <w:lvlText w:val="o"/>
+      <w:lvlJc w:val="left"/>
+      <w:pPr>
+        <w:ind w:left="5760" w:hanging="360"/>
+      </w:pPr>
+      <w:rPr>
+        <w:rFonts w:ascii="Courier New" w:hAnsi="Courier New" w:cs="Courier New" w:hint="default"/>
+      </w:rPr>
+    </w:lvl>
+    <w:lvl w:ilvl="8" w:tplc="04050005" w:tentative="1">
+      <w:start w:val="1"/>
+      <w:numFmt w:val="bullet"/>
+      <w:lvlText w:val=""/>
+      <w:lvlJc w:val="left"/>
+      <w:pPr>
+        <w:ind w:left="6480" w:hanging="360"/>
+      </w:pPr>
+      <w:rPr>
+        <w:rFonts w:ascii="Wingdings" w:hAnsi="Wingdings" w:hint="default"/>
+      </w:rPr>
+    </w:lvl>
+  </w:abstractNum>
   <w:num w:numId="1" w16cid:durableId="1400784327">
     <w:abstractNumId w:val="0"/>
+  </w:num>
+  <w:num w:numId="2" w16cid:durableId="1953125802">
+    <w:abstractNumId w:val="1"/>
   </w:num>
 </w:numbering>
 </file>
